--- a/pr-preview/pr-121/random-variables.docx
+++ b/pr-preview/pr-121/random-variables.docx
@@ -15,7 +15,7 @@
         <w:pStyle w:val="Date"/>
       </w:pPr>
       <w:r>
-        <w:t xml:space="preserve">Last modified: 2026-10-13 19:36:14 (PDT)</w:t>
+        <w:t xml:space="preserve">Last modified: 2026-10-13 21:02:02 (PDT)</w:t>
       </w:r>
     </w:p>
     <w:bookmarkStart w:id="25" w:name="sec-random-variables"/>

--- a/pr-preview/pr-121/random-variables.docx
+++ b/pr-preview/pr-121/random-variables.docx
@@ -15,7 +15,7 @@
         <w:pStyle w:val="Date"/>
       </w:pPr>
       <w:r>
-        <w:t xml:space="preserve">Last modified: 2026-10-13 21:02:02 (PDT)</w:t>
+        <w:t xml:space="preserve">Last modified: 2026-10-13 22:26:00 (PDT)</w:t>
       </w:r>
     </w:p>
     <w:bookmarkStart w:id="25" w:name="sec-random-variables"/>
@@ -4714,7 +4714,7 @@
     </w:p>
     <w:bookmarkEnd w:id="24"/>
     <w:bookmarkEnd w:id="25"/>
-    <w:bookmarkStart w:id="105" w:name="X07e058d1329d8fa48179146f153d016c4f9ff9a"/>
+    <w:bookmarkStart w:id="107" w:name="X07e058d1329d8fa48179146f153d016c4f9ff9a"/>
     <w:p>
       <w:pPr>
         <w:pStyle w:val="Heading2"/>
@@ -10422,7 +10422,7 @@
         <w:t xml:space="preserve">does.</w:t>
       </w:r>
     </w:p>
-    <w:bookmarkStart w:id="45" w:name="thm-normal-density"/>
+    <w:bookmarkStart w:id="43" w:name="thm-normal-density"/>
     <w:p>
       <w:pPr>
         <w:pStyle w:val="BodyText"/>
@@ -10432,61 +10432,7 @@
           <w:b/>
           <w:bCs/>
         </w:rPr>
-        <w:t xml:space="preserve">Theorem 3 (The normal density integrates to 1, with mean</w:t>
-      </w:r>
-      <w:r>
-        <w:rPr>
-          <w:b/>
-          <w:bCs/>
-        </w:rPr>
-        <w:t xml:space="preserve"> </w:t>
-      </w:r>
-      <m:oMath>
-        <m:r>
-          <m:t>μ</m:t>
-        </m:r>
-      </m:oMath>
-      <w:r>
-        <w:rPr>
-          <w:b/>
-          <w:bCs/>
-        </w:rPr>
-        <w:t xml:space="preserve"> </w:t>
-      </w:r>
-      <w:r>
-        <w:rPr>
-          <w:b/>
-          <w:bCs/>
-        </w:rPr>
-        <w:t xml:space="preserve">and variance</w:t>
-      </w:r>
-      <w:r>
-        <w:rPr>
-          <w:b/>
-          <w:bCs/>
-        </w:rPr>
-        <w:t xml:space="preserve"> </w:t>
-      </w:r>
-      <m:oMath>
-        <m:sSup>
-          <m:e>
-            <m:r>
-              <m:t>σ</m:t>
-            </m:r>
-          </m:e>
-          <m:sup>
-            <m:r>
-              <m:t>2</m:t>
-            </m:r>
-          </m:sup>
-        </m:sSup>
-      </m:oMath>
-      <w:r>
-        <w:rPr>
-          <w:b/>
-          <w:bCs/>
-        </w:rPr>
-        <w:t xml:space="preserve">)</w:t>
+        <w:t xml:space="preserve">Theorem 3 (The normal density integrates to 1)</w:t>
       </w:r>
       <w:r>
         <w:t xml:space="preserve"> </w:t>
@@ -10736,12 +10682,24 @@
         </m:oMath>
       </m:oMathPara>
     </w:p>
+    <w:bookmarkEnd w:id="43"/>
+    <w:bookmarkStart w:id="46" w:name="thm-normal-moments"/>
     <w:p>
       <w:pPr>
         <w:pStyle w:val="FirstParagraph"/>
       </w:pPr>
       <w:r>
-        <w:t xml:space="preserve">and</w:t>
+        <w:rPr>
+          <w:b/>
+          <w:bCs/>
+        </w:rPr>
+        <w:t xml:space="preserve">Theorem 4 (The mean and variance of the normal distribution)</w:t>
+      </w:r>
+      <w:r>
+        <w:t xml:space="preserve"> </w:t>
+      </w:r>
+      <w:r>
+        <w:t xml:space="preserve">If</w:t>
       </w:r>
       <w:r>
         <w:t xml:space="preserve"> </w:t>
@@ -10750,6 +10708,86 @@
         <m:r>
           <m:t>X</m:t>
         </m:r>
+        <m:r>
+          <m:rPr>
+            <m:sty m:val="p"/>
+          </m:rPr>
+          <m:t>∼</m:t>
+        </m:r>
+        <m:r>
+          <m:rPr>
+            <m:sty m:val="p"/>
+          </m:rPr>
+          <m:t>N</m:t>
+        </m:r>
+        <m:r>
+          <m:t>​</m:t>
+        </m:r>
+        <m:d>
+          <m:dPr>
+            <m:begChr m:val="("/>
+            <m:sepChr m:val=""/>
+            <m:endChr m:val=")"/>
+            <m:grow/>
+          </m:dPr>
+          <m:e>
+            <m:r>
+              <m:t>μ</m:t>
+            </m:r>
+            <m:r>
+              <m:rPr>
+                <m:sty m:val="p"/>
+              </m:rPr>
+              <m:t>,</m:t>
+            </m:r>
+            <m:sSup>
+              <m:e>
+                <m:r>
+                  <m:t>σ</m:t>
+                </m:r>
+              </m:e>
+              <m:sup>
+                <m:r>
+                  <m:t>2</m:t>
+                </m:r>
+              </m:sup>
+            </m:sSup>
+          </m:e>
+        </m:d>
+        <m:r>
+          <m:t>​</m:t>
+        </m:r>
+      </m:oMath>
+      <w:r>
+        <w:t xml:space="preserve"> </w:t>
+      </w:r>
+      <w:r>
+        <w:t xml:space="preserve">(</w:t>
+      </w:r>
+      <w:hyperlink w:anchor="def-normal">
+        <w:r>
+          <w:rPr>
+            <w:rStyle w:val="Hyperlink"/>
+          </w:rPr>
+          <w:t xml:space="preserve">Definition 10</w:t>
+        </w:r>
+      </w:hyperlink>
+      <w:r>
+        <w:t xml:space="preserve">),</w:t>
+      </w:r>
+      <w:r>
+        <w:t xml:space="preserve"> </w:t>
+      </w:r>
+      <w:r>
+        <w:t xml:space="preserve">then</w:t>
+      </w:r>
+      <w:r>
+        <w:t xml:space="preserve"> </w:t>
+      </w:r>
+      <m:oMath>
+        <m:r>
+          <m:t>X</m:t>
+        </m:r>
       </m:oMath>
       <w:r>
         <w:t xml:space="preserve"> </w:t>
@@ -10760,7 +10798,7 @@
       <w:r>
         <w:t xml:space="preserve"> </w:t>
       </w:r>
-      <w:hyperlink r:id="rId43">
+      <w:hyperlink r:id="rId44">
         <w:r>
           <w:rPr>
             <w:rStyle w:val="Hyperlink"/>
@@ -10816,7 +10854,7 @@
       <w:r>
         <w:t xml:space="preserve"> </w:t>
       </w:r>
-      <w:hyperlink r:id="rId44">
+      <w:hyperlink r:id="rId45">
         <w:r>
           <w:rPr>
             <w:rStyle w:val="Hyperlink"/>
@@ -10876,7 +10914,7 @@
         <w:t xml:space="preserve">.</w:t>
       </w:r>
     </w:p>
-    <w:bookmarkEnd w:id="45"/>
+    <w:bookmarkEnd w:id="46"/>
     <w:p>
       <w:pPr>
         <w:pStyle w:val="BodyText"/>
@@ -10922,7 +10960,7 @@
         <w:t xml:space="preserve">These facts are where the parameters’ names come from.</w:t>
       </w:r>
     </w:p>
-    <w:bookmarkStart w:id="46" w:name="def-std-normal"/>
+    <w:bookmarkStart w:id="47" w:name="def-std-normal"/>
     <w:p>
       <w:pPr>
         <w:pStyle w:val="BodyText"/>
@@ -11016,8 +11054,8 @@
         <w:t xml:space="preserve">.</w:t>
       </w:r>
     </w:p>
-    <w:bookmarkEnd w:id="46"/>
-    <w:bookmarkStart w:id="47" w:name="exm-std-normal"/>
+    <w:bookmarkEnd w:id="47"/>
+    <w:bookmarkStart w:id="48" w:name="exm-std-normal"/>
     <w:p>
       <w:pPr>
         <w:pStyle w:val="BodyText"/>
@@ -11376,8 +11414,8 @@
         <w:t xml:space="preserve">.</w:t>
       </w:r>
     </w:p>
-    <w:bookmarkEnd w:id="47"/>
-    <w:bookmarkStart w:id="48" w:name="def-exponential"/>
+    <w:bookmarkEnd w:id="48"/>
+    <w:bookmarkStart w:id="49" w:name="def-exponential"/>
     <w:p>
       <w:pPr>
         <w:pStyle w:val="BodyText"/>
@@ -11635,8 +11673,8 @@
         </m:oMath>
       </m:oMathPara>
     </w:p>
-    <w:bookmarkEnd w:id="48"/>
-    <w:bookmarkStart w:id="49" w:name="exm-exponential"/>
+    <w:bookmarkEnd w:id="49"/>
+    <w:bookmarkStart w:id="50" w:name="exm-exponential"/>
     <w:p>
       <w:pPr>
         <w:pStyle w:val="FirstParagraph"/>
@@ -12174,8 +12212,8 @@
         <w:t xml:space="preserve">.</w:t>
       </w:r>
     </w:p>
-    <w:bookmarkEnd w:id="49"/>
-    <w:bookmarkStart w:id="50" w:name="def-cdf"/>
+    <w:bookmarkEnd w:id="50"/>
+    <w:bookmarkStart w:id="51" w:name="def-cdf"/>
     <w:p>
       <w:pPr>
         <w:pStyle w:val="BodyText"/>
@@ -12340,7 +12378,7 @@
         </m:oMath>
       </m:oMathPara>
     </w:p>
-    <w:bookmarkEnd w:id="50"/>
+    <w:bookmarkEnd w:id="51"/>
     <w:p>
       <w:pPr>
         <w:pStyle w:val="FirstParagraph"/>
@@ -12383,7 +12421,7 @@
       <w:r>
         <w:t xml:space="preserve"> </w:t>
       </w:r>
-      <w:hyperlink r:id="rId51">
+      <w:hyperlink r:id="rId52">
         <w:r>
           <w:rPr>
             <w:rStyle w:val="Hyperlink"/>
@@ -12392,7 +12430,7 @@
         </w:r>
       </w:hyperlink>
     </w:p>
-    <w:bookmarkStart w:id="52" w:name="exm-cdf"/>
+    <w:bookmarkStart w:id="53" w:name="exm-cdf"/>
     <w:p>
       <w:pPr>
         <w:pStyle w:val="BodyText"/>
@@ -12655,8 +12693,8 @@
         </m:oMath>
       </m:oMathPara>
     </w:p>
-    <w:bookmarkEnd w:id="52"/>
-    <w:bookmarkStart w:id="53" w:name="thm-cdf-properties"/>
+    <w:bookmarkEnd w:id="53"/>
+    <w:bookmarkStart w:id="54" w:name="thm-cdf-properties"/>
     <w:p>
       <w:pPr>
         <w:pStyle w:val="FirstParagraph"/>
@@ -12666,7 +12704,7 @@
           <w:b/>
           <w:bCs/>
         </w:rPr>
-        <w:t xml:space="preserve">Theorem 4 (Properties of a CDF)</w:t>
+        <w:t xml:space="preserve">Theorem 5 (Properties of a CDF)</w:t>
       </w:r>
       <w:r>
         <w:t xml:space="preserve"> </w:t>
@@ -12855,7 +12893,7 @@
         </m:oMath>
       </m:oMathPara>
     </w:p>
-    <w:bookmarkEnd w:id="53"/>
+    <w:bookmarkEnd w:id="54"/>
     <w:p>
       <w:pPr>
         <w:pStyle w:val="FirstParagraph"/>
@@ -13023,7 +13061,7 @@
       <w:r>
         <w:t xml:space="preserve"> </w:t>
       </w:r>
-      <w:hyperlink r:id="rId54">
+      <w:hyperlink r:id="rId55">
         <w:r>
           <w:rPr>
             <w:rStyle w:val="Hyperlink"/>
@@ -13527,7 +13565,7 @@
       <w:r>
         <w:t xml:space="preserve"> </w:t>
       </w:r>
-      <w:hyperlink r:id="rId55">
+      <w:hyperlink r:id="rId56">
         <w:r>
           <w:rPr>
             <w:rStyle w:val="Hyperlink"/>
@@ -14410,7 +14448,7 @@
         <w:t xml:space="preserve">.</w:t>
       </w:r>
     </w:p>
-    <w:bookmarkStart w:id="57" w:name="thm-cdf-characterizes"/>
+    <w:bookmarkStart w:id="58" w:name="thm-cdf-characterizes"/>
     <w:p>
       <w:pPr>
         <w:pStyle w:val="BodyText"/>
@@ -14420,7 +14458,7 @@
           <w:b/>
           <w:bCs/>
         </w:rPr>
-        <w:t xml:space="preserve">Theorem 5 (The CDF determines the distribution)</w:t>
+        <w:t xml:space="preserve">Theorem 6 (The CDF determines the distribution)</w:t>
       </w:r>
       <w:r>
         <w:t xml:space="preserve"> </w:t>
@@ -14556,7 +14594,7 @@
       <w:r>
         <w:t xml:space="preserve"> </w:t>
       </w:r>
-      <w:hyperlink r:id="rId56">
+      <w:hyperlink r:id="rId57">
         <w:r>
           <w:rPr>
             <w:rStyle w:val="Hyperlink"/>
@@ -14601,7 +14639,7 @@
         <w:t xml:space="preserve">and every set built from intervals by countably many unions, intersections, and complements.</w:t>
       </w:r>
     </w:p>
-    <w:bookmarkEnd w:id="57"/>
+    <w:bookmarkEnd w:id="58"/>
     <w:p>
       <w:pPr>
         <w:pStyle w:val="BodyText"/>
@@ -14637,7 +14675,7 @@
       <w:r>
         <w:t xml:space="preserve"> </w:t>
       </w:r>
-      <w:hyperlink r:id="rId51">
+      <w:hyperlink r:id="rId52">
         <w:r>
           <w:rPr>
             <w:rStyle w:val="Hyperlink"/>
@@ -14649,7 +14687,7 @@
         <w:t xml:space="preserve">.</w:t>
       </w:r>
     </w:p>
-    <w:bookmarkStart w:id="58" w:name="def-quantile-function"/>
+    <w:bookmarkStart w:id="59" w:name="def-quantile-function"/>
     <w:p>
       <w:pPr>
         <w:pStyle w:val="BodyText"/>
@@ -14882,7 +14920,7 @@
         </m:oMath>
       </m:oMathPara>
     </w:p>
-    <w:bookmarkEnd w:id="58"/>
+    <w:bookmarkEnd w:id="59"/>
     <w:p>
       <w:pPr>
         <w:pStyle w:val="FirstParagraph"/>
@@ -15136,7 +15174,7 @@
         <w:t xml:space="preserve">.</w:t>
       </w:r>
     </w:p>
-    <w:bookmarkStart w:id="59" w:name="exm-quantile-function"/>
+    <w:bookmarkStart w:id="60" w:name="exm-quantile-function"/>
     <w:p>
       <w:pPr>
         <w:pStyle w:val="BodyText"/>
@@ -15268,8 +15306,8 @@
         <w:t xml:space="preserve">.</w:t>
       </w:r>
     </w:p>
-    <w:bookmarkEnd w:id="59"/>
-    <w:bookmarkStart w:id="60" w:name="thm-density-vs-CDF"/>
+    <w:bookmarkEnd w:id="60"/>
+    <w:bookmarkStart w:id="61" w:name="thm-density-vs-CDF"/>
     <w:p>
       <w:pPr>
         <w:pStyle w:val="BodyText"/>
@@ -15279,7 +15317,7 @@
           <w:b/>
           <w:bCs/>
         </w:rPr>
-        <w:t xml:space="preserve">Theorem 6 (A density integrates to the CDF, and is its derivative)</w:t>
+        <w:t xml:space="preserve">Theorem 7 (A density integrates to the CDF)</w:t>
       </w:r>
       <w:r>
         <w:t xml:space="preserve"> </w:t>
@@ -15436,121 +15474,7 @@
         </m:oMath>
       </m:oMathPara>
     </w:p>
-    <w:p>
-      <w:pPr>
-        <w:pStyle w:val="FirstParagraph"/>
-      </w:pPr>
-      <w:r>
-        <w:t xml:space="preserve">and at every</w:t>
-      </w:r>
-      <w:r>
-        <w:t xml:space="preserve"> </w:t>
-      </w:r>
-      <m:oMath>
-        <m:r>
-          <m:t>t</m:t>
-        </m:r>
-      </m:oMath>
-      <w:r>
-        <w:t xml:space="preserve"> </w:t>
-      </w:r>
-      <w:r>
-        <w:t xml:space="preserve">where</w:t>
-      </w:r>
-      <w:r>
-        <w:t xml:space="preserve"> </w:t>
-      </w:r>
-      <m:oMath>
-        <m:r>
-          <m:t>f</m:t>
-        </m:r>
-      </m:oMath>
-      <w:r>
-        <w:t xml:space="preserve"> </w:t>
-      </w:r>
-      <w:r>
-        <w:t xml:space="preserve">is continuous:</w:t>
-      </w:r>
-    </w:p>
-    <w:p>
-      <w:pPr>
-        <w:pStyle w:val="BodyText"/>
-      </w:pPr>
-      <m:oMathPara>
-        <m:oMathParaPr>
-          <m:jc m:val="center"/>
-        </m:oMathParaPr>
-        <m:oMath>
-          <m:r>
-            <m:t>f</m:t>
-          </m:r>
-          <m:r>
-            <m:rPr>
-              <m:sty m:val="p"/>
-            </m:rPr>
-            <m:t>(</m:t>
-          </m:r>
-          <m:r>
-            <m:t>t</m:t>
-          </m:r>
-          <m:r>
-            <m:rPr>
-              <m:sty m:val="p"/>
-            </m:rPr>
-            <m:t>)</m:t>
-          </m:r>
-          <m:r>
-            <m:rPr>
-              <m:sty m:val="p"/>
-            </m:rPr>
-            <m:t>=</m:t>
-          </m:r>
-          <m:f>
-            <m:fPr>
-              <m:type m:val="bar"/>
-            </m:fPr>
-            <m:num>
-              <m:r>
-                <m:rPr>
-                  <m:sty m:val="p"/>
-                </m:rPr>
-                <m:t>∂</m:t>
-              </m:r>
-            </m:num>
-            <m:den>
-              <m:r>
-                <m:rPr>
-                  <m:sty m:val="p"/>
-                </m:rPr>
-                <m:t>∂</m:t>
-              </m:r>
-              <m:r>
-                <m:t>t</m:t>
-              </m:r>
-            </m:den>
-          </m:f>
-          <m:r>
-            <m:t>F</m:t>
-          </m:r>
-          <m:r>
-            <m:rPr>
-              <m:sty m:val="p"/>
-            </m:rPr>
-            <m:t>(</m:t>
-          </m:r>
-          <m:r>
-            <m:t>t</m:t>
-          </m:r>
-          <m:r>
-            <m:rPr>
-              <m:sty m:val="p"/>
-            </m:rPr>
-            <m:t>)</m:t>
-          </m:r>
-        </m:oMath>
-      </m:oMathPara>
-    </w:p>
-    <w:bookmarkEnd w:id="60"/>
+    <w:bookmarkEnd w:id="61"/>
     <w:p>
       <w:pPr>
         <w:pStyle w:val="FirstParagraph"/>
@@ -16214,7 +16138,7 @@
           <w:rPr>
             <w:rStyle w:val="Hyperlink"/>
           </w:rPr>
-          <w:t xml:space="preserve">Theorem 4</w:t>
+          <w:t xml:space="preserve">Theorem 5</w:t>
         </w:r>
       </w:hyperlink>
       <w:r>
@@ -16225,6 +16149,297 @@
       </w:r>
       <w:r>
         <w:t xml:space="preserve">which gives</w:t>
+      </w:r>
+      <w:r>
+        <w:t xml:space="preserve"> </w:t>
+      </w:r>
+      <m:oMath>
+        <m:r>
+          <m:t>F</m:t>
+        </m:r>
+        <m:r>
+          <m:rPr>
+            <m:sty m:val="p"/>
+          </m:rPr>
+          <m:t>(</m:t>
+        </m:r>
+        <m:r>
+          <m:t>t</m:t>
+        </m:r>
+        <m:r>
+          <m:rPr>
+            <m:sty m:val="p"/>
+          </m:rPr>
+          <m:t>)</m:t>
+        </m:r>
+        <m:r>
+          <m:rPr>
+            <m:sty m:val="p"/>
+          </m:rPr>
+          <m:t>=</m:t>
+        </m:r>
+        <m:nary>
+          <m:naryPr>
+            <m:chr m:val="∫"/>
+            <m:limLoc m:val="subSup"/>
+            <m:subHide m:val="off"/>
+            <m:supHide m:val="off"/>
+          </m:naryPr>
+          <m:sub>
+            <m:r>
+              <m:rPr>
+                <m:sty m:val="p"/>
+              </m:rPr>
+              <m:t>−</m:t>
+            </m:r>
+            <m:r>
+              <m:rPr>
+                <m:sty m:val="p"/>
+              </m:rPr>
+              <m:t>∞</m:t>
+            </m:r>
+          </m:sub>
+          <m:sup>
+            <m:r>
+              <m:t>t</m:t>
+            </m:r>
+          </m:sup>
+          <m:e>
+            <m:r>
+              <m:t>f</m:t>
+            </m:r>
+          </m:e>
+        </m:nary>
+        <m:r>
+          <m:rPr>
+            <m:sty m:val="p"/>
+          </m:rPr>
+          <m:t>(</m:t>
+        </m:r>
+        <m:r>
+          <m:t>x</m:t>
+        </m:r>
+        <m:r>
+          <m:rPr>
+            <m:sty m:val="p"/>
+          </m:rPr>
+          <m:t>)</m:t>
+        </m:r>
+        <m:r>
+          <m:t> </m:t>
+        </m:r>
+        <m:r>
+          <m:t>d</m:t>
+        </m:r>
+        <m:r>
+          <m:t>x</m:t>
+        </m:r>
+      </m:oMath>
+      <w:r>
+        <w:t xml:space="preserve">.</w:t>
+      </w:r>
+    </w:p>
+    <w:bookmarkStart w:id="62" w:name="thm-cdf-derivative-is-density"/>
+    <w:p>
+      <w:pPr>
+        <w:pStyle w:val="BodyText"/>
+      </w:pPr>
+      <w:r>
+        <w:rPr>
+          <w:b/>
+          <w:bCs/>
+        </w:rPr>
+        <w:t xml:space="preserve">Theorem 8 (The derivative of the CDF is the density where the density is continuous)</w:t>
+      </w:r>
+      <w:r>
+        <w:t xml:space="preserve"> </w:t>
+      </w:r>
+      <w:r>
+        <w:t xml:space="preserve">If</w:t>
+      </w:r>
+      <w:r>
+        <w:t xml:space="preserve"> </w:t>
+      </w:r>
+      <m:oMath>
+        <m:r>
+          <m:t>X</m:t>
+        </m:r>
+      </m:oMath>
+      <w:r>
+        <w:t xml:space="preserve"> </w:t>
+      </w:r>
+      <w:r>
+        <w:t xml:space="preserve">is a continuous random variable with density</w:t>
+      </w:r>
+      <w:r>
+        <w:t xml:space="preserve"> </w:t>
+      </w:r>
+      <m:oMath>
+        <m:r>
+          <m:t>f</m:t>
+        </m:r>
+      </m:oMath>
+      <w:r>
+        <w:t xml:space="preserve"> </w:t>
+      </w:r>
+      <w:r>
+        <w:t xml:space="preserve">and CDF</w:t>
+      </w:r>
+      <w:r>
+        <w:t xml:space="preserve"> </w:t>
+      </w:r>
+      <m:oMath>
+        <m:r>
+          <m:t>F</m:t>
+        </m:r>
+      </m:oMath>
+      <w:r>
+        <w:t xml:space="preserve">,</w:t>
+      </w:r>
+      <w:r>
+        <w:t xml:space="preserve"> </w:t>
+      </w:r>
+      <w:r>
+        <w:t xml:space="preserve">then at every</w:t>
+      </w:r>
+      <w:r>
+        <w:t xml:space="preserve"> </w:t>
+      </w:r>
+      <m:oMath>
+        <m:r>
+          <m:t>t</m:t>
+        </m:r>
+      </m:oMath>
+      <w:r>
+        <w:t xml:space="preserve"> </w:t>
+      </w:r>
+      <w:r>
+        <w:t xml:space="preserve">where</w:t>
+      </w:r>
+      <w:r>
+        <w:t xml:space="preserve"> </w:t>
+      </w:r>
+      <m:oMath>
+        <m:r>
+          <m:t>f</m:t>
+        </m:r>
+      </m:oMath>
+      <w:r>
+        <w:t xml:space="preserve"> </w:t>
+      </w:r>
+      <w:r>
+        <w:t xml:space="preserve">is continuous:</w:t>
+      </w:r>
+    </w:p>
+    <w:p>
+      <w:pPr>
+        <w:pStyle w:val="BodyText"/>
+      </w:pPr>
+      <m:oMathPara>
+        <m:oMathParaPr>
+          <m:jc m:val="center"/>
+        </m:oMathParaPr>
+        <m:oMath>
+          <m:r>
+            <m:t>f</m:t>
+          </m:r>
+          <m:r>
+            <m:rPr>
+              <m:sty m:val="p"/>
+            </m:rPr>
+            <m:t>(</m:t>
+          </m:r>
+          <m:r>
+            <m:t>t</m:t>
+          </m:r>
+          <m:r>
+            <m:rPr>
+              <m:sty m:val="p"/>
+            </m:rPr>
+            <m:t>)</m:t>
+          </m:r>
+          <m:r>
+            <m:rPr>
+              <m:sty m:val="p"/>
+            </m:rPr>
+            <m:t>=</m:t>
+          </m:r>
+          <m:f>
+            <m:fPr>
+              <m:type m:val="bar"/>
+            </m:fPr>
+            <m:num>
+              <m:r>
+                <m:rPr>
+                  <m:sty m:val="p"/>
+                </m:rPr>
+                <m:t>∂</m:t>
+              </m:r>
+            </m:num>
+            <m:den>
+              <m:r>
+                <m:rPr>
+                  <m:sty m:val="p"/>
+                </m:rPr>
+                <m:t>∂</m:t>
+              </m:r>
+              <m:r>
+                <m:t>t</m:t>
+              </m:r>
+            </m:den>
+          </m:f>
+          <m:r>
+            <m:t>F</m:t>
+          </m:r>
+          <m:r>
+            <m:rPr>
+              <m:sty m:val="p"/>
+            </m:rPr>
+            <m:t>(</m:t>
+          </m:r>
+          <m:r>
+            <m:t>t</m:t>
+          </m:r>
+          <m:r>
+            <m:rPr>
+              <m:sty m:val="p"/>
+            </m:rPr>
+            <m:t>)</m:t>
+          </m:r>
+        </m:oMath>
+      </m:oMathPara>
+    </w:p>
+    <w:bookmarkEnd w:id="62"/>
+    <w:p>
+      <w:pPr>
+        <w:pStyle w:val="FirstParagraph"/>
+      </w:pPr>
+      <w:r>
+        <w:rPr>
+          <w:i/>
+          <w:iCs/>
+        </w:rPr>
+        <w:t xml:space="preserve">Proof</w:t>
+      </w:r>
+      <w:r>
+        <w:t xml:space="preserve">. </w:t>
+      </w:r>
+      <w:r>
+        <w:t xml:space="preserve">By</w:t>
+      </w:r>
+      <w:r>
+        <w:t xml:space="preserve"> </w:t>
+      </w:r>
+      <w:hyperlink w:anchor="thm-density-vs-CDF">
+        <w:r>
+          <w:rPr>
+            <w:rStyle w:val="Hyperlink"/>
+          </w:rPr>
+          <w:t xml:space="preserve">Theorem 7</w:t>
+        </w:r>
+      </w:hyperlink>
+      <w:r>
+        <w:t xml:space="preserve">,</w:t>
       </w:r>
       <w:r>
         <w:t xml:space="preserve"> </w:t>
@@ -16464,7 +16679,7 @@
         <w:t xml:space="preserve">is continuous.</w:t>
       </w:r>
     </w:p>
-    <w:bookmarkStart w:id="61" w:name="cor-cdf-derivative-density-ae"/>
+    <w:bookmarkStart w:id="63" w:name="cor-cdf-derivative-density-ae"/>
     <w:p>
       <w:pPr>
         <w:pStyle w:val="BodyText"/>
@@ -16580,7 +16795,7 @@
         <w:t xml:space="preserve">at all but finitely many points.</w:t>
       </w:r>
     </w:p>
-    <w:bookmarkEnd w:id="61"/>
+    <w:bookmarkEnd w:id="63"/>
     <w:p>
       <w:pPr>
         <w:pStyle w:val="BodyText"/>
@@ -16629,12 +16844,12 @@
       <w:r>
         <w:t xml:space="preserve"> </w:t>
       </w:r>
-      <w:hyperlink w:anchor="thm-density-vs-CDF">
+      <w:hyperlink w:anchor="thm-cdf-derivative-is-density">
         <w:r>
           <w:rPr>
             <w:rStyle w:val="Hyperlink"/>
           </w:rPr>
-          <w:t xml:space="preserve">Theorem 6</w:t>
+          <w:t xml:space="preserve">Theorem 8</w:t>
         </w:r>
       </w:hyperlink>
       <w:r>
@@ -16753,7 +16968,7 @@
         <w:t xml:space="preserve">applies to each of them.</w:t>
       </w:r>
     </w:p>
-    <w:bookmarkStart w:id="62" w:name="exm-density-vs-CDF"/>
+    <w:bookmarkStart w:id="64" w:name="exm-density-vs-CDF"/>
     <w:p>
       <w:pPr>
         <w:pStyle w:val="BodyText"/>
@@ -17380,8 +17595,8 @@
         <w:t xml:space="preserve">its slope is 1 on the left and 0 on the right.</w:t>
       </w:r>
     </w:p>
-    <w:bookmarkEnd w:id="62"/>
-    <w:bookmarkStart w:id="63" w:name="thm-cdf-derivative-density"/>
+    <w:bookmarkEnd w:id="64"/>
+    <w:bookmarkStart w:id="65" w:name="thm-cdf-derivative-density"/>
     <w:p>
       <w:pPr>
         <w:pStyle w:val="BodyText"/>
@@ -17391,7 +17606,7 @@
           <w:b/>
           <w:bCs/>
         </w:rPr>
-        <w:t xml:space="preserve">Theorem 7 (A piecewise-smooth CDF has its derivative as a density)</w:t>
+        <w:t xml:space="preserve">Theorem 9 (A piecewise-smooth CDF has its derivative as a density)</w:t>
       </w:r>
       <w:r>
         <w:t xml:space="preserve"> </w:t>
@@ -17503,7 +17718,7 @@
         <w:t xml:space="preserve">.</w:t>
       </w:r>
     </w:p>
-    <w:bookmarkEnd w:id="63"/>
+    <w:bookmarkEnd w:id="65"/>
     <w:p>
       <w:pPr>
         <w:pStyle w:val="BodyText"/>
@@ -18781,14 +18996,14 @@
           <w:rPr>
             <w:rStyle w:val="Hyperlink"/>
           </w:rPr>
-          <w:t xml:space="preserve">Theorem 4</w:t>
+          <w:t xml:space="preserve">Theorem 5</w:t>
         </w:r>
       </w:hyperlink>
       <w:r>
         <w:t xml:space="preserve">).</w:t>
       </w:r>
     </w:p>
-    <w:bookmarkStart w:id="64" w:name="exm-cdf-derivative-density"/>
+    <w:bookmarkStart w:id="66" w:name="exm-cdf-derivative-density"/>
     <w:p>
       <w:pPr>
         <w:pStyle w:val="BodyText"/>
@@ -19084,7 +19299,7 @@
           <w:rPr>
             <w:rStyle w:val="Hyperlink"/>
           </w:rPr>
-          <w:t xml:space="preserve">Theorem 7</w:t>
+          <w:t xml:space="preserve">Theorem 9</w:t>
         </w:r>
       </w:hyperlink>
       <w:r>
@@ -19274,8 +19489,8 @@
         <w:t xml:space="preserve">.</w:t>
       </w:r>
     </w:p>
-    <w:bookmarkEnd w:id="64"/>
-    <w:bookmarkStart w:id="65" w:name="thm-density-limit"/>
+    <w:bookmarkEnd w:id="66"/>
+    <w:bookmarkStart w:id="67" w:name="thm-density-limit"/>
     <w:p>
       <w:pPr>
         <w:pStyle w:val="BodyText"/>
@@ -19285,7 +19500,7 @@
           <w:b/>
           <w:bCs/>
         </w:rPr>
-        <w:t xml:space="preserve">Theorem 8 (A density as a limit of interval probabilities)</w:t>
+        <w:t xml:space="preserve">Theorem 10 (A density as a limit of interval probabilities)</w:t>
       </w:r>
       <w:r>
         <w:t xml:space="preserve"> </w:t>
@@ -19551,7 +19766,7 @@
         </m:oMath>
       </m:oMathPara>
     </w:p>
-    <w:bookmarkEnd w:id="65"/>
+    <w:bookmarkEnd w:id="67"/>
     <w:p>
       <w:pPr>
         <w:pStyle w:val="FirstParagraph"/>
@@ -19970,12 +20185,12 @@
       <w:r>
         <w:t xml:space="preserve"> </w:t>
       </w:r>
-      <w:hyperlink w:anchor="thm-density-vs-CDF">
+      <w:hyperlink w:anchor="thm-cdf-derivative-is-density">
         <w:r>
           <w:rPr>
             <w:rStyle w:val="Hyperlink"/>
           </w:rPr>
-          <w:t xml:space="preserve">Theorem 6</w:t>
+          <w:t xml:space="preserve">Theorem 8</w:t>
         </w:r>
       </w:hyperlink>
       <w:r>
@@ -20309,7 +20524,7 @@
         <w:t xml:space="preserve">(Chapter 22, p. 535).</w:t>
       </w:r>
     </w:p>
-    <w:bookmarkStart w:id="66" w:name="exm-density-limit"/>
+    <w:bookmarkStart w:id="68" w:name="exm-density-limit"/>
     <w:p>
       <w:pPr>
         <w:pStyle w:val="BodyText"/>
@@ -20745,8 +20960,8 @@
         <w:t xml:space="preserve">.</w:t>
       </w:r>
     </w:p>
-    <w:bookmarkEnd w:id="66"/>
-    <w:bookmarkStart w:id="67" w:name="prp-density-limit-right-derivative"/>
+    <w:bookmarkEnd w:id="68"/>
+    <w:bookmarkStart w:id="69" w:name="prp-density-limit-right-derivative"/>
     <w:p>
       <w:pPr>
         <w:pStyle w:val="BodyText"/>
@@ -21053,7 +21268,7 @@
         <w:t xml:space="preserve">.</w:t>
       </w:r>
     </w:p>
-    <w:bookmarkEnd w:id="67"/>
+    <w:bookmarkEnd w:id="69"/>
     <w:p>
       <w:pPr>
         <w:pStyle w:val="BodyText"/>
@@ -21079,7 +21294,7 @@
           <w:rPr>
             <w:rStyle w:val="Hyperlink"/>
           </w:rPr>
-          <w:t xml:space="preserve">Theorem 8</w:t>
+          <w:t xml:space="preserve">Theorem 10</w:t>
         </w:r>
       </w:hyperlink>
       <w:r>
@@ -21187,7 +21402,7 @@
         <w:t xml:space="preserve">or both have none.</w:t>
       </w:r>
     </w:p>
-    <w:bookmarkStart w:id="68" w:name="exm-density-limit-jump"/>
+    <w:bookmarkStart w:id="70" w:name="exm-density-limit-jump"/>
     <w:p>
       <w:pPr>
         <w:pStyle w:val="BodyText"/>
@@ -22044,8 +22259,8 @@
         <w:t xml:space="preserve">.</w:t>
       </w:r>
     </w:p>
-    <w:bookmarkEnd w:id="68"/>
-    <w:bookmarkStart w:id="69" w:name="thm-density-sums-to-one"/>
+    <w:bookmarkEnd w:id="70"/>
+    <w:bookmarkStart w:id="71" w:name="thm-density-sums-to-one"/>
     <w:p>
       <w:pPr>
         <w:pStyle w:val="BodyText"/>
@@ -22055,7 +22270,7 @@
           <w:b/>
           <w:bCs/>
         </w:rPr>
-        <w:t xml:space="preserve">Theorem 9 (Density functions integrate to 1)</w:t>
+        <w:t xml:space="preserve">Theorem 11 (Density functions integrate to 1)</w:t>
       </w:r>
       <w:r>
         <w:t xml:space="preserve"> </w:t>
@@ -22169,7 +22384,7 @@
         </m:oMath>
       </m:oMathPara>
     </w:p>
-    <w:bookmarkEnd w:id="69"/>
+    <w:bookmarkEnd w:id="71"/>
     <w:p>
       <w:pPr>
         <w:pStyle w:val="FirstParagraph"/>
@@ -22476,14 +22691,14 @@
           <w:rPr>
             <w:rStyle w:val="Hyperlink"/>
           </w:rPr>
-          <w:t xml:space="preserve">Theorem 4</w:t>
+          <w:t xml:space="preserve">Theorem 5</w:t>
         </w:r>
       </w:hyperlink>
       <w:r>
         <w:t xml:space="preserve">.</w:t>
       </w:r>
     </w:p>
-    <w:bookmarkStart w:id="70" w:name="exm-density-sums-to-one"/>
+    <w:bookmarkStart w:id="72" w:name="exm-density-sums-to-one"/>
     <w:p>
       <w:pPr>
         <w:pStyle w:val="BodyText"/>
@@ -22700,8 +22915,8 @@
         </m:oMath>
       </m:oMathPara>
     </w:p>
-    <w:bookmarkEnd w:id="70"/>
-    <w:bookmarkStart w:id="71" w:name="def-jointly-distributed"/>
+    <w:bookmarkEnd w:id="72"/>
+    <w:bookmarkStart w:id="73" w:name="def-jointly-distributed"/>
     <w:p>
       <w:pPr>
         <w:pStyle w:val="FirstParagraph"/>
@@ -22930,7 +23145,7 @@
         <w:t xml:space="preserve">has a probability.</w:t>
       </w:r>
     </w:p>
-    <w:bookmarkEnd w:id="71"/>
+    <w:bookmarkEnd w:id="73"/>
     <w:p>
       <w:pPr>
         <w:pStyle w:val="BodyText"/>
@@ -23094,7 +23309,7 @@
         <w:t xml:space="preserve">and similarly for more variables.</w:t>
       </w:r>
     </w:p>
-    <w:bookmarkStart w:id="72" w:name="exm-jointly-distributed"/>
+    <w:bookmarkStart w:id="74" w:name="exm-jointly-distributed"/>
     <w:p>
       <w:pPr>
         <w:pStyle w:val="BodyText"/>
@@ -23519,8 +23734,8 @@
         </m:oMath>
       </m:oMathPara>
     </w:p>
-    <w:bookmarkEnd w:id="72"/>
-    <w:bookmarkStart w:id="74" w:name="def-joint-distribution"/>
+    <w:bookmarkEnd w:id="74"/>
+    <w:bookmarkStart w:id="76" w:name="def-joint-distribution"/>
     <w:p>
       <w:pPr>
         <w:pStyle w:val="FirstParagraph"/>
@@ -23749,7 +23964,7 @@
       <w:r>
         <w:t xml:space="preserve"> </w:t>
       </w:r>
-      <w:hyperlink r:id="rId73">
+      <w:hyperlink r:id="rId75">
         <w:r>
           <w:rPr>
             <w:rStyle w:val="Hyperlink"/>
@@ -23853,8 +24068,8 @@
         <w:t xml:space="preserve">.</w:t>
       </w:r>
     </w:p>
-    <w:bookmarkEnd w:id="74"/>
-    <w:bookmarkStart w:id="75" w:name="exm-joint-distribution"/>
+    <w:bookmarkEnd w:id="76"/>
+    <w:bookmarkStart w:id="77" w:name="exm-joint-distribution"/>
     <w:p>
       <w:pPr>
         <w:pStyle w:val="BodyText"/>
@@ -24255,8 +24470,8 @@
         <w:t xml:space="preserve">and each of those outcomes has at least one head.</w:t>
       </w:r>
     </w:p>
-    <w:bookmarkEnd w:id="75"/>
-    <w:bookmarkStart w:id="76" w:name="thm-joint-distribution-rectangles"/>
+    <w:bookmarkEnd w:id="77"/>
+    <w:bookmarkStart w:id="78" w:name="thm-joint-distribution-rectangles"/>
     <w:p>
       <w:pPr>
         <w:pStyle w:val="BodyText"/>
@@ -24266,7 +24481,7 @@
           <w:b/>
           <w:bCs/>
         </w:rPr>
-        <w:t xml:space="preserve">Theorem 10 (A joint distribution is determined by its rectangle probabilities)</w:t>
+        <w:t xml:space="preserve">Theorem 12 (A joint distribution is determined by its rectangle probabilities)</w:t>
       </w:r>
       <w:r>
         <w:t xml:space="preserve"> </w:t>
@@ -24825,7 +25040,7 @@
         <w:t xml:space="preserve">.</w:t>
       </w:r>
     </w:p>
-    <w:bookmarkEnd w:id="76"/>
+    <w:bookmarkEnd w:id="78"/>
     <w:p>
       <w:pPr>
         <w:pStyle w:val="BodyText"/>
@@ -24905,7 +25120,7 @@
       <w:r>
         <w:t xml:space="preserve"> </w:t>
       </w:r>
-      <w:hyperlink r:id="rId77">
+      <w:hyperlink r:id="rId79">
         <m:oMath>
           <m:r>
             <m:t>π</m:t>
@@ -24965,7 +25180,7 @@
         <w:t xml:space="preserve">.</w:t>
       </w:r>
     </w:p>
-    <w:bookmarkStart w:id="78" w:name="def-joint-pmf"/>
+    <w:bookmarkStart w:id="80" w:name="def-joint-pmf"/>
     <w:p>
       <w:pPr>
         <w:pStyle w:val="BodyText"/>
@@ -25283,8 +25498,8 @@
         </m:oMath>
       </m:oMathPara>
     </w:p>
-    <w:bookmarkEnd w:id="78"/>
-    <w:bookmarkStart w:id="79" w:name="exm-joint-pmf"/>
+    <w:bookmarkEnd w:id="80"/>
+    <w:bookmarkStart w:id="81" w:name="exm-joint-pmf"/>
     <w:p>
       <w:pPr>
         <w:pStyle w:val="FirstParagraph"/>
@@ -25758,8 +25973,8 @@
         </w:tc>
       </w:tr>
     </w:tbl>
-    <w:bookmarkEnd w:id="79"/>
-    <w:bookmarkStart w:id="80" w:name="def-marginal"/>
+    <w:bookmarkEnd w:id="81"/>
+    <w:bookmarkStart w:id="82" w:name="def-marginal"/>
     <w:p>
       <w:pPr>
         <w:pStyle w:val="BodyText"/>
@@ -25868,7 +26083,7 @@
         <w:t xml:space="preserve">.</w:t>
       </w:r>
     </w:p>
-    <w:bookmarkEnd w:id="80"/>
+    <w:bookmarkEnd w:id="82"/>
     <w:p>
       <w:pPr>
         <w:pStyle w:val="BodyText"/>
@@ -25930,7 +26145,7 @@
         <w:t xml:space="preserve">.</w:t>
       </w:r>
     </w:p>
-    <w:bookmarkStart w:id="81" w:name="exm-marginal"/>
+    <w:bookmarkStart w:id="83" w:name="exm-marginal"/>
     <w:p>
       <w:pPr>
         <w:pStyle w:val="BodyText"/>
@@ -26165,8 +26380,8 @@
         <w:t xml:space="preserve">.</w:t>
       </w:r>
     </w:p>
-    <w:bookmarkEnd w:id="81"/>
-    <w:bookmarkStart w:id="82" w:name="thm-marginal-pmf"/>
+    <w:bookmarkEnd w:id="83"/>
+    <w:bookmarkStart w:id="84" w:name="thm-marginal-pmf"/>
     <w:p>
       <w:pPr>
         <w:pStyle w:val="BodyText"/>
@@ -26176,7 +26391,7 @@
           <w:b/>
           <w:bCs/>
         </w:rPr>
-        <w:t xml:space="preserve">Theorem 11 (Marginal PMF from a joint PMF)</w:t>
+        <w:t xml:space="preserve">Theorem 13 (Marginal PMF from a joint PMF)</w:t>
       </w:r>
       <w:r>
         <w:t xml:space="preserve"> </w:t>
@@ -26377,7 +26592,7 @@
         </m:oMath>
       </m:oMathPara>
     </w:p>
-    <w:bookmarkEnd w:id="82"/>
+    <w:bookmarkEnd w:id="84"/>
     <w:p>
       <w:pPr>
         <w:pStyle w:val="FirstParagraph"/>
@@ -27036,7 +27251,7 @@
         </m:oMath>
       </m:oMathPara>
     </w:p>
-    <w:bookmarkStart w:id="83" w:name="exm-marginal-pmf"/>
+    <w:bookmarkStart w:id="85" w:name="exm-marginal-pmf"/>
     <w:p>
       <w:pPr>
         <w:pStyle w:val="FirstParagraph"/>
@@ -27550,8 +27765,8 @@
         <w:t xml:space="preserve">.</w:t>
       </w:r>
     </w:p>
-    <w:bookmarkEnd w:id="83"/>
-    <w:bookmarkStart w:id="84" w:name="def-joint-pdf"/>
+    <w:bookmarkEnd w:id="85"/>
+    <w:bookmarkStart w:id="86" w:name="def-joint-pdf"/>
     <w:p>
       <w:pPr>
         <w:pStyle w:val="BodyText"/>
@@ -28226,7 +28441,7 @@
         </m:oMath>
       </m:oMathPara>
     </w:p>
-    <w:bookmarkEnd w:id="84"/>
+    <w:bookmarkEnd w:id="86"/>
     <w:p>
       <w:pPr>
         <w:pStyle w:val="FirstParagraph"/>
@@ -28247,7 +28462,7 @@
       <w:r>
         <w:t xml:space="preserve"> </w:t>
       </w:r>
-      <w:hyperlink r:id="rId73">
+      <w:hyperlink r:id="rId75">
         <w:r>
           <w:rPr>
             <w:rStyle w:val="Hyperlink"/>
@@ -28279,7 +28494,7 @@
         <w:t xml:space="preserve">every region that arises in these notes is in it.</w:t>
       </w:r>
     </w:p>
-    <w:bookmarkStart w:id="85" w:name="exm-joint-pdf"/>
+    <w:bookmarkStart w:id="87" w:name="exm-joint-pdf"/>
     <w:p>
       <w:pPr>
         <w:pStyle w:val="BodyText"/>
@@ -28916,8 +29131,8 @@
         </m:oMath>
       </m:oMathPara>
     </w:p>
-    <w:bookmarkEnd w:id="85"/>
-    <w:bookmarkStart w:id="86" w:name="thm-no-joint-density-diagonal"/>
+    <w:bookmarkEnd w:id="87"/>
+    <w:bookmarkStart w:id="88" w:name="thm-no-joint-density-diagonal"/>
     <w:p>
       <w:pPr>
         <w:pStyle w:val="FirstParagraph"/>
@@ -28927,7 +29142,7 @@
           <w:b/>
           <w:bCs/>
         </w:rPr>
-        <w:t xml:space="preserve">Theorem 12 (Not every pair of continuous random variables has a joint density)</w:t>
+        <w:t xml:space="preserve">Theorem 14 (Not every pair of continuous random variables has a joint density)</w:t>
       </w:r>
       <w:r>
         <w:t xml:space="preserve"> </w:t>
@@ -29005,7 +29220,7 @@
         <w:t xml:space="preserve">.</w:t>
       </w:r>
     </w:p>
-    <w:bookmarkEnd w:id="86"/>
+    <w:bookmarkEnd w:id="88"/>
     <w:p>
       <w:pPr>
         <w:pStyle w:val="BodyText"/>
@@ -30072,7 +30287,7 @@
       <w:r>
         <w:t xml:space="preserve">(</w:t>
       </w:r>
-      <w:hyperlink r:id="rId87">
+      <w:hyperlink r:id="rId89">
         <w:r>
           <w:rPr>
             <w:rStyle w:val="Hyperlink"/>
@@ -30093,7 +30308,7 @@
         <w:t xml:space="preserve">, Theorem 18.3).</w:t>
       </w:r>
     </w:p>
-    <w:bookmarkStart w:id="88" w:name="thm-marginal-density"/>
+    <w:bookmarkStart w:id="90" w:name="thm-marginal-density"/>
     <w:p>
       <w:pPr>
         <w:pStyle w:val="BodyText"/>
@@ -30103,7 +30318,7 @@
           <w:b/>
           <w:bCs/>
         </w:rPr>
-        <w:t xml:space="preserve">Theorem 13 (Marginal density from a joint density)</w:t>
+        <w:t xml:space="preserve">Theorem 15 (Marginal density from a joint density)</w:t>
       </w:r>
       <w:r>
         <w:t xml:space="preserve"> </w:t>
@@ -30320,7 +30535,7 @@
         </m:oMath>
       </m:oMathPara>
     </w:p>
-    <w:bookmarkEnd w:id="88"/>
+    <w:bookmarkEnd w:id="90"/>
     <w:p>
       <w:pPr>
         <w:pStyle w:val="FirstParagraph"/>
@@ -31088,7 +31303,7 @@
       <w:r>
         <w:t xml:space="preserve">(</w:t>
       </w:r>
-      <w:hyperlink r:id="rId87">
+      <w:hyperlink r:id="rId89">
         <w:r>
           <w:rPr>
             <w:rStyle w:val="Hyperlink"/>
@@ -31152,7 +31367,7 @@
         <w:t xml:space="preserve">.</w:t>
       </w:r>
     </w:p>
-    <w:bookmarkStart w:id="89" w:name="exm-marginal-density"/>
+    <w:bookmarkStart w:id="91" w:name="exm-marginal-density"/>
     <w:p>
       <w:pPr>
         <w:pStyle w:val="BodyText"/>
@@ -31838,8 +32053,8 @@
         <w:t xml:space="preserve">.</w:t>
       </w:r>
     </w:p>
-    <w:bookmarkEnd w:id="89"/>
-    <w:bookmarkStart w:id="90" w:name="def-joint-density-mass"/>
+    <w:bookmarkEnd w:id="91"/>
+    <w:bookmarkStart w:id="92" w:name="def-joint-density-mass"/>
     <w:p>
       <w:pPr>
         <w:pStyle w:val="BodyText"/>
@@ -32307,7 +32522,7 @@
         </m:oMath>
       </m:oMathPara>
     </w:p>
-    <w:bookmarkEnd w:id="90"/>
+    <w:bookmarkEnd w:id="92"/>
     <w:p>
       <w:pPr>
         <w:pStyle w:val="FirstParagraph"/>
@@ -32499,7 +32714,7 @@
         <w:t xml:space="preserve">.</w:t>
       </w:r>
     </w:p>
-    <w:bookmarkStart w:id="91" w:name="cor-joint-density-mass-marginal"/>
+    <w:bookmarkStart w:id="93" w:name="cor-joint-density-mass-marginal"/>
     <w:p>
       <w:pPr>
         <w:pStyle w:val="BodyText"/>
@@ -32762,7 +32977,7 @@
         </m:oMath>
       </m:oMathPara>
     </w:p>
-    <w:bookmarkEnd w:id="91"/>
+    <w:bookmarkEnd w:id="93"/>
     <w:p>
       <w:pPr>
         <w:pStyle w:val="FirstParagraph"/>
@@ -33320,7 +33535,7 @@
         </m:oMath>
       </m:oMathPara>
     </w:p>
-    <w:bookmarkStart w:id="92" w:name="exm-joint-density-mass"/>
+    <w:bookmarkStart w:id="94" w:name="exm-joint-density-mass"/>
     <w:p>
       <w:pPr>
         <w:pStyle w:val="FirstParagraph"/>
@@ -33940,8 +34155,8 @@
         </m:oMath>
       </m:oMathPara>
     </w:p>
-    <w:bookmarkEnd w:id="92"/>
-    <w:bookmarkStart w:id="95" w:name="sec-joint-marginal"/>
+    <w:bookmarkEnd w:id="94"/>
+    <w:bookmarkStart w:id="97" w:name="sec-joint-marginal"/>
     <w:p>
       <w:pPr>
         <w:pStyle w:val="Heading3"/>
@@ -34972,7 +35187,7 @@
         <w:t xml:space="preserve">.</w:t>
       </w:r>
     </w:p>
-    <w:bookmarkStart w:id="94" w:name="exm-meteorite"/>
+    <w:bookmarkStart w:id="96" w:name="exm-meteorite"/>
     <w:p>
       <w:pPr>
         <w:pStyle w:val="BodyText"/>
@@ -35262,7 +35477,7 @@
       <w:tr>
         <w:tc>
           <w:tcPr/>
-          <w:bookmarkStart w:id="93" w:name="tbl-meteorite"/>
+          <w:bookmarkStart w:id="95" w:name="tbl-meteorite"/>
           <w:p>
             <w:pPr>
               <w:jc w:val="center"/>
@@ -35684,7 +35899,7 @@
               </w:tc>
             </w:tr>
           </w:tbl>
-          <w:bookmarkEnd w:id="93"/>
+          <w:bookmarkEnd w:id="95"/>
           <w:p/>
         </w:tc>
       </w:tr>
@@ -36203,9 +36418,9 @@
         <w:t xml:space="preserve">), so having one is very weak evidence that an astronomical rarity occurred.</w:t>
       </w:r>
     </w:p>
-    <w:bookmarkEnd w:id="94"/>
-    <w:bookmarkEnd w:id="95"/>
-    <w:bookmarkStart w:id="104" w:name="sec-continuous-distributions"/>
+    <w:bookmarkEnd w:id="96"/>
+    <w:bookmarkEnd w:id="97"/>
+    <w:bookmarkStart w:id="106" w:name="sec-continuous-distributions"/>
     <w:p>
       <w:pPr>
         <w:pStyle w:val="Heading3"/>
@@ -36630,7 +36845,7 @@
         </m:oMath>
       </m:oMathPara>
     </w:p>
-    <w:bookmarkStart w:id="96" w:name="thm-zero-point-prob"/>
+    <w:bookmarkStart w:id="98" w:name="thm-zero-point-prob"/>
     <w:p>
       <w:pPr>
         <w:pStyle w:val="FirstParagraph"/>
@@ -36640,7 +36855,7 @@
           <w:b/>
           <w:bCs/>
         </w:rPr>
-        <w:t xml:space="preserve">Theorem 14 (Points have zero probability in continuous distributions)</w:t>
+        <w:t xml:space="preserve">Theorem 16 (Points have zero probability in continuous distributions)</w:t>
       </w:r>
       <w:r>
         <w:t xml:space="preserve"> </w:t>
@@ -36724,7 +36939,7 @@
         </m:oMath>
       </m:oMathPara>
     </w:p>
-    <w:bookmarkEnd w:id="96"/>
+    <w:bookmarkEnd w:id="98"/>
     <w:p>
       <w:pPr>
         <w:pStyle w:val="FirstParagraph"/>
@@ -37367,18 +37582,18 @@
                 <wp:inline>
                   <wp:extent cx="152400" cy="152400"/>
                   <wp:effectExtent b="0" l="0" r="0" t="0"/>
-                  <wp:docPr descr="" title="" id="98" name="Picture"/>
+                  <wp:docPr descr="" title="" id="100" name="Picture"/>
                   <a:graphic>
                     <a:graphicData uri="http://schemas.openxmlformats.org/drawingml/2006/picture">
                       <pic:pic>
                         <pic:nvPicPr>
-                          <pic:cNvPr descr="/opt/quarto/share/formats/docx/tip.png" id="99" name="Picture"/>
+                          <pic:cNvPr descr="/opt/quarto/share/formats/docx/tip.png" id="101" name="Picture"/>
                           <pic:cNvPicPr>
                             <a:picLocks noChangeArrowheads="1" noChangeAspect="1"/>
                           </pic:cNvPicPr>
                         </pic:nvPicPr>
                         <pic:blipFill>
-                          <a:blip r:embed="rId97"/>
+                          <a:blip r:embed="rId99"/>
                           <a:stretch>
                             <a:fillRect/>
                           </a:stretch>
@@ -37440,7 +37655,7 @@
             <w:r>
               <w:t xml:space="preserve"> </w:t>
             </w:r>
-            <w:hyperlink r:id="rId100">
+            <w:hyperlink r:id="rId102">
               <w:r>
                 <w:rPr>
                   <w:rStyle w:val="Hyperlink"/>
@@ -37478,7 +37693,7 @@
             <w:r>
               <w:t xml:space="preserve"> </w:t>
             </w:r>
-            <w:hyperlink r:id="rId101">
+            <w:hyperlink r:id="rId103">
               <w:r>
                 <w:rPr>
                   <w:rStyle w:val="Hyperlink"/>
@@ -37504,7 +37719,7 @@
       <w:r>
         <w:t xml:space="preserve"> </w:t>
       </w:r>
-      <w:hyperlink r:id="rId102">
+      <w:hyperlink r:id="rId104">
         <w:r>
           <w:rPr>
             <w:rStyle w:val="Hyperlink"/>
@@ -37521,7 +37736,7 @@
       <w:r>
         <w:t xml:space="preserve"> </w:t>
       </w:r>
-      <w:hyperlink r:id="rId103">
+      <w:hyperlink r:id="rId105">
         <w:r>
           <w:rPr>
             <w:rStyle w:val="Hyperlink"/>
@@ -37551,9 +37766,9 @@
         <w:t xml:space="preserve">.</w:t>
       </w:r>
     </w:p>
-    <w:bookmarkEnd w:id="104"/>
-    <w:bookmarkEnd w:id="105"/>
-    <w:bookmarkStart w:id="125" w:name="sec-prob-haz"/>
+    <w:bookmarkEnd w:id="106"/>
+    <w:bookmarkEnd w:id="107"/>
+    <w:bookmarkStart w:id="127" w:name="sec-prob-haz"/>
     <w:p>
       <w:pPr>
         <w:pStyle w:val="Heading2"/>
@@ -37562,7 +37777,7 @@
         <w:t xml:space="preserve">3 Survival, hazard, and cumulative hazard functions</w:t>
       </w:r>
     </w:p>
-    <w:bookmarkStart w:id="106" w:name="def-surv-fn"/>
+    <w:bookmarkStart w:id="108" w:name="def-surv-fn"/>
     <w:p>
       <w:pPr>
         <w:pStyle w:val="FirstParagraph"/>
@@ -37775,7 +37990,7 @@
         </m:oMath>
       </m:oMathPara>
     </w:p>
-    <w:bookmarkEnd w:id="106"/>
+    <w:bookmarkEnd w:id="108"/>
     <w:p>
       <w:pPr>
         <w:pStyle w:val="FirstParagraph"/>
@@ -37869,7 +38084,7 @@
         <w:t xml:space="preserve">The definition itself applies to any random variable.</w:t>
       </w:r>
     </w:p>
-    <w:bookmarkStart w:id="107" w:name="thm-survival-expressions-1"/>
+    <w:bookmarkStart w:id="109" w:name="thm-survival-expressions-1"/>
     <w:p>
       <w:pPr>
         <w:pStyle w:val="BodyText"/>
@@ -37879,7 +38094,7 @@
           <w:b/>
           <w:bCs/>
         </w:rPr>
-        <w:t xml:space="preserve">Theorem 15 (Survival function and CDF)</w:t>
+        <w:t xml:space="preserve">Theorem 17 (Survival function and CDF)</w:t>
       </w:r>
       <w:r>
         <w:t xml:space="preserve"> </w:t>
@@ -38162,7 +38377,7 @@
         </m:oMath>
       </m:oMathPara>
     </w:p>
-    <w:bookmarkEnd w:id="107"/>
+    <w:bookmarkEnd w:id="109"/>
     <w:p>
       <w:pPr>
         <w:pStyle w:val="FirstParagraph"/>
@@ -38516,7 +38731,7 @@
           <w:rPr>
             <w:rStyle w:val="Hyperlink"/>
           </w:rPr>
-          <w:t xml:space="preserve">Theorem 9</w:t>
+          <w:t xml:space="preserve">Theorem 11</w:t>
         </w:r>
       </w:hyperlink>
       <w:r>
@@ -38561,7 +38776,7 @@
           <w:rPr>
             <w:rStyle w:val="Hyperlink"/>
           </w:rPr>
-          <w:t xml:space="preserve">Theorem 6</w:t>
+          <w:t xml:space="preserve">Theorem 7</w:t>
         </w:r>
       </w:hyperlink>
       <w:r>
@@ -38885,7 +39100,7 @@
         </m:oMath>
       </m:oMathPara>
     </w:p>
-    <w:bookmarkStart w:id="108" w:name="exm-exp-survfn"/>
+    <w:bookmarkStart w:id="110" w:name="exm-exp-survfn"/>
     <w:p>
       <w:pPr>
         <w:pStyle w:val="FirstParagraph"/>
@@ -39088,7 +39303,7 @@
           <w:rPr>
             <w:rStyle w:val="Hyperlink"/>
           </w:rPr>
-          <w:t xml:space="preserve">Theorem 15</w:t>
+          <w:t xml:space="preserve">Theorem 17</w:t>
         </w:r>
       </w:hyperlink>
       <w:r>
@@ -39791,8 +40006,8 @@
         <w:t xml:space="preserve">.</w:t>
       </w:r>
     </w:p>
-    <w:bookmarkEnd w:id="108"/>
-    <w:bookmarkStart w:id="110" w:name="def-hazard"/>
+    <w:bookmarkEnd w:id="110"/>
+    <w:bookmarkStart w:id="112" w:name="def-hazard"/>
     <w:p>
       <w:pPr>
         <w:pStyle w:val="BodyText"/>
@@ -40009,7 +40224,7 @@
       <w:r>
         <w:t xml:space="preserve"> </w:t>
       </w:r>
-      <w:hyperlink r:id="rId109">
+      <w:hyperlink r:id="rId111">
         <w:r>
           <w:rPr>
             <w:rStyle w:val="Hyperlink"/>
@@ -40241,7 +40456,7 @@
         </m:oMath>
       </m:oMathPara>
     </w:p>
-    <w:bookmarkEnd w:id="110"/>
+    <w:bookmarkEnd w:id="112"/>
     <w:p>
       <w:pPr>
         <w:pStyle w:val="FirstParagraph"/>
@@ -40911,7 +41126,7 @@
         <w:t xml:space="preserve">The math is identical; only the name changes with the valence of the event.</w:t>
       </w:r>
     </w:p>
-    <w:bookmarkStart w:id="112" w:name="exm-hazard-exceeds-one"/>
+    <w:bookmarkStart w:id="114" w:name="exm-hazard-exceeds-one"/>
     <w:p>
       <w:pPr>
         <w:pStyle w:val="BodyText"/>
@@ -42419,7 +42634,7 @@
       <w:r>
         <w:t xml:space="preserve"> </w:t>
       </w:r>
-      <w:hyperlink r:id="rId111">
+      <w:hyperlink r:id="rId113">
         <w:r>
           <w:rPr>
             <w:rStyle w:val="Hyperlink"/>
@@ -43023,8 +43238,8 @@
         <w:t xml:space="preserve">a hazard is a rate, not a probability.</w:t>
       </w:r>
     </w:p>
-    <w:bookmarkEnd w:id="112"/>
-    <w:bookmarkStart w:id="113" w:name="def-discrete-hazard"/>
+    <w:bookmarkEnd w:id="114"/>
+    <w:bookmarkStart w:id="115" w:name="def-discrete-hazard"/>
     <w:p>
       <w:pPr>
         <w:pStyle w:val="BodyText"/>
@@ -43156,7 +43371,7 @@
       <w:r>
         <w:t xml:space="preserve"> </w:t>
       </w:r>
-      <w:hyperlink r:id="rId109">
+      <w:hyperlink r:id="rId111">
         <w:r>
           <w:rPr>
             <w:rStyle w:val="Hyperlink"/>
@@ -43276,8 +43491,8 @@
         </m:oMath>
       </m:oMathPara>
     </w:p>
-    <w:bookmarkEnd w:id="113"/>
-    <w:bookmarkStart w:id="114" w:name="exm-discrete-hazard"/>
+    <w:bookmarkEnd w:id="115"/>
+    <w:bookmarkStart w:id="116" w:name="exm-discrete-hazard"/>
     <w:p>
       <w:pPr>
         <w:pStyle w:val="FirstParagraph"/>
@@ -44021,8 +44236,8 @@
         <w:t xml:space="preserve">having gone without a six so far does not change the chance of a six on the next roll.</w:t>
       </w:r>
     </w:p>
-    <w:bookmarkEnd w:id="114"/>
-    <w:bookmarkStart w:id="115" w:name="cor-discrete-hazard-unit-interval"/>
+    <w:bookmarkEnd w:id="116"/>
+    <w:bookmarkStart w:id="117" w:name="cor-discrete-hazard-unit-interval"/>
     <w:p>
       <w:pPr>
         <w:pStyle w:val="BodyText"/>
@@ -44254,7 +44469,7 @@
         </m:oMath>
       </m:oMathPara>
     </w:p>
-    <w:bookmarkEnd w:id="115"/>
+    <w:bookmarkEnd w:id="117"/>
     <w:p>
       <w:pPr>
         <w:pStyle w:val="FirstParagraph"/>
@@ -44980,7 +45195,7 @@
         <w:t xml:space="preserve">the discrete-time hazard is a probability.</w:t>
       </w:r>
     </w:p>
-    <w:bookmarkStart w:id="116" w:name="thm-hazard-dens-surv"/>
+    <w:bookmarkStart w:id="118" w:name="thm-hazard-dens-surv"/>
     <w:p>
       <w:pPr>
         <w:pStyle w:val="BodyText"/>
@@ -44990,7 +45205,7 @@
           <w:b/>
           <w:bCs/>
         </w:rPr>
-        <w:t xml:space="preserve">Theorem 16 (Hazard equals density over survival)</w:t>
+        <w:t xml:space="preserve">Theorem 18 (Hazard equals density over survival)</w:t>
       </w:r>
       <w:r>
         <w:t xml:space="preserve"> </w:t>
@@ -45252,7 +45467,7 @@
         </m:oMath>
       </m:oMathPara>
     </w:p>
-    <w:bookmarkEnd w:id="116"/>
+    <w:bookmarkEnd w:id="118"/>
     <w:p>
       <w:pPr>
         <w:pStyle w:val="FirstParagraph"/>
@@ -45455,7 +45670,7 @@
       <w:r>
         <w:t xml:space="preserve"> </w:t>
       </w:r>
-      <w:hyperlink r:id="rId111">
+      <w:hyperlink r:id="rId113">
         <w:r>
           <w:rPr>
             <w:rStyle w:val="Hyperlink"/>
@@ -45709,7 +45924,7 @@
           <w:rPr>
             <w:rStyle w:val="Hyperlink"/>
           </w:rPr>
-          <w:t xml:space="preserve">Theorem 8</w:t>
+          <w:t xml:space="preserve">Theorem 10</w:t>
         </w:r>
       </w:hyperlink>
       <w:r>
@@ -46815,7 +47030,7 @@
         </m:oMath>
       </m:oMathPara>
     </w:p>
-    <w:bookmarkStart w:id="117" w:name="exm-exp-haz"/>
+    <w:bookmarkStart w:id="119" w:name="exm-exp-haz"/>
     <w:p>
       <w:pPr>
         <w:pStyle w:val="FirstParagraph"/>
@@ -47535,8 +47750,8 @@
         <w:t xml:space="preserve">.</w:t>
       </w:r>
     </w:p>
-    <w:bookmarkEnd w:id="117"/>
-    <w:bookmarkStart w:id="118" w:name="def-cuhaz"/>
+    <w:bookmarkEnd w:id="119"/>
+    <w:bookmarkStart w:id="120" w:name="def-cuhaz"/>
     <w:p>
       <w:pPr>
         <w:pStyle w:val="BodyText"/>
@@ -47800,8 +48015,8 @@
         </m:oMath>
       </m:oMathPara>
     </w:p>
-    <w:bookmarkEnd w:id="118"/>
-    <w:bookmarkStart w:id="119" w:name="exm-exp-cumhaz"/>
+    <w:bookmarkEnd w:id="120"/>
+    <w:bookmarkStart w:id="121" w:name="exm-exp-cumhaz"/>
     <w:p>
       <w:pPr>
         <w:pStyle w:val="FirstParagraph"/>
@@ -48265,8 +48480,8 @@
         <w:t xml:space="preserve">.</w:t>
       </w:r>
     </w:p>
-    <w:bookmarkEnd w:id="119"/>
-    <w:bookmarkStart w:id="120" w:name="cor-cuhaz-nonneg"/>
+    <w:bookmarkEnd w:id="121"/>
+    <w:bookmarkStart w:id="122" w:name="cor-cuhaz-nonneg"/>
     <w:p>
       <w:pPr>
         <w:pStyle w:val="BodyText"/>
@@ -48504,7 +48719,7 @@
         </m:oMath>
       </m:oMathPara>
     </w:p>
-    <w:bookmarkEnd w:id="120"/>
+    <w:bookmarkEnd w:id="122"/>
     <w:p>
       <w:pPr>
         <w:pStyle w:val="FirstParagraph"/>
@@ -50177,7 +50392,7 @@
         <w:t xml:space="preserve">is the form most survival-analysis texts use.</w:t>
       </w:r>
     </w:p>
-    <w:bookmarkStart w:id="122" w:name="cor-surv-int-haz"/>
+    <w:bookmarkStart w:id="124" w:name="cor-surv-int-haz"/>
     <w:p>
       <w:pPr>
         <w:pStyle w:val="BodyText"/>
@@ -50388,7 +50603,7 @@
       <w:pPr>
         <w:pStyle w:val="BodyText"/>
       </w:pPr>
-      <w:bookmarkStart w:id="121" w:name="eq-surv-int-haz"/>
+      <w:bookmarkStart w:id="123" w:name="eq-surv-int-haz"/>
       <m:oMathPara>
         <m:oMathParaPr>
           <m:jc m:val="center"/>
@@ -50490,9 +50705,9 @@
           </m:r>
         </m:oMath>
       </m:oMathPara>
-      <w:bookmarkEnd w:id="121"/>
+      <w:bookmarkEnd w:id="123"/>
     </w:p>
-    <w:bookmarkEnd w:id="122"/>
+    <w:bookmarkEnd w:id="124"/>
     <w:p>
       <w:pPr>
         <w:pStyle w:val="FirstParagraph"/>
@@ -50580,7 +50795,7 @@
           <w:rPr>
             <w:rStyle w:val="Hyperlink"/>
           </w:rPr>
-          <w:t xml:space="preserve">Theorem 15</w:t>
+          <w:t xml:space="preserve">Theorem 17</w:t>
         </w:r>
       </w:hyperlink>
       <w:r>
@@ -50634,12 +50849,12 @@
       <w:r>
         <w:t xml:space="preserve">is continuous (</w:t>
       </w:r>
-      <w:hyperlink w:anchor="thm-density-vs-CDF">
+      <w:hyperlink w:anchor="thm-cdf-derivative-is-density">
         <w:r>
           <w:rPr>
             <w:rStyle w:val="Hyperlink"/>
           </w:rPr>
-          <w:t xml:space="preserve">Theorem 6</w:t>
+          <w:t xml:space="preserve">Theorem 8</w:t>
         </w:r>
       </w:hyperlink>
       <w:r>
@@ -52068,7 +52283,7 @@
         <w:t xml:space="preserve">.</w:t>
       </w:r>
     </w:p>
-    <w:bookmarkStart w:id="123" w:name="exm-exp-surv-int-haz"/>
+    <w:bookmarkStart w:id="125" w:name="exm-exp-surv-int-haz"/>
     <w:p>
       <w:pPr>
         <w:pStyle w:val="BodyText"/>
@@ -52355,7 +52570,7 @@
         <w:t xml:space="preserve">.</w:t>
       </w:r>
     </w:p>
-    <w:bookmarkEnd w:id="123"/>
+    <w:bookmarkEnd w:id="125"/>
     <w:tbl>
       <w:tblPr>
         <w:tblStyle w:val="Table"/>
@@ -52369,7 +52584,7 @@
       <w:tr>
         <w:tc>
           <w:tcPr/>
-          <w:bookmarkStart w:id="124" w:name="tbl-prob-dist-fns"/>
+          <w:bookmarkStart w:id="126" w:name="tbl-prob-dist-fns"/>
           <w:p>
             <w:pPr>
               <w:jc w:val="center"/>
@@ -53340,7 +53555,7 @@
               </w:tc>
             </w:tr>
           </w:tbl>
-          <w:bookmarkEnd w:id="124"/>
+          <w:bookmarkEnd w:id="126"/>
           <w:p/>
         </w:tc>
       </w:tr>
@@ -53419,7 +53634,7 @@
           <w:rPr>
             <w:rStyle w:val="Hyperlink"/>
           </w:rPr>
-          <w:t xml:space="preserve">Theorem 15</w:t>
+          <w:t xml:space="preserve">Theorem 17</w:t>
         </w:r>
       </w:hyperlink>
     </w:p>
@@ -53436,7 +53651,7 @@
           <w:rPr>
             <w:rStyle w:val="Hyperlink"/>
           </w:rPr>
-          <w:t xml:space="preserve">Theorem 16</w:t>
+          <w:t xml:space="preserve">Theorem 18</w:t>
         </w:r>
       </w:hyperlink>
     </w:p>
@@ -54306,8 +54521,8 @@
         </m:oMath>
       </m:oMathPara>
     </w:p>
-    <w:bookmarkEnd w:id="125"/>
-    <w:bookmarkStart w:id="145" w:name="references"/>
+    <w:bookmarkEnd w:id="127"/>
+    <w:bookmarkStart w:id="147" w:name="references"/>
     <w:p>
       <w:pPr>
         <w:pStyle w:val="Heading2"/>
@@ -54316,8 +54531,8 @@
         <w:t xml:space="preserve">References</w:t>
       </w:r>
     </w:p>
-    <w:bookmarkStart w:id="144" w:name="refs"/>
-    <w:bookmarkStart w:id="127" w:name="ref-fiveminuteai_probstat"/>
+    <w:bookmarkStart w:id="146" w:name="refs"/>
+    <w:bookmarkStart w:id="129" w:name="ref-fiveminuteai_probstat"/>
     <w:p>
       <w:pPr>
         <w:pStyle w:val="Bibliography"/>
@@ -54341,7 +54556,7 @@
       <w:r>
         <w:t xml:space="preserve"> </w:t>
       </w:r>
-      <w:hyperlink r:id="rId126">
+      <w:hyperlink r:id="rId128">
         <w:r>
           <w:rPr>
             <w:rStyle w:val="Hyperlink"/>
@@ -54353,8 +54568,8 @@
         <w:t xml:space="preserve">.</w:t>
       </w:r>
     </w:p>
-    <w:bookmarkEnd w:id="127"/>
-    <w:bookmarkStart w:id="128" w:name="ref-billingsley1995probability"/>
+    <w:bookmarkEnd w:id="129"/>
+    <w:bookmarkStart w:id="130" w:name="ref-billingsley1995probability"/>
     <w:p>
       <w:pPr>
         <w:pStyle w:val="Bibliography"/>
@@ -54376,8 +54591,8 @@
         <w:t xml:space="preserve">. 3rd ed. Wiley Series in Probability and Mathematical Statistics. Wiley.</w:t>
       </w:r>
     </w:p>
-    <w:bookmarkEnd w:id="128"/>
-    <w:bookmarkStart w:id="130" w:name="ref-CaseBerg01"/>
+    <w:bookmarkEnd w:id="130"/>
+    <w:bookmarkStart w:id="132" w:name="ref-CaseBerg01"/>
     <w:p>
       <w:pPr>
         <w:pStyle w:val="Bibliography"/>
@@ -54401,7 +54616,7 @@
       <w:r>
         <w:t xml:space="preserve"> </w:t>
       </w:r>
-      <w:hyperlink r:id="rId129">
+      <w:hyperlink r:id="rId131">
         <w:r>
           <w:rPr>
             <w:rStyle w:val="Hyperlink"/>
@@ -54413,8 +54628,8 @@
         <w:t xml:space="preserve">.</w:t>
       </w:r>
     </w:p>
-    <w:bookmarkEnd w:id="130"/>
-    <w:bookmarkStart w:id="132" w:name="ref-dobson4e"/>
+    <w:bookmarkEnd w:id="132"/>
+    <w:bookmarkStart w:id="134" w:name="ref-dobson4e"/>
     <w:p>
       <w:pPr>
         <w:pStyle w:val="Bibliography"/>
@@ -54438,7 +54653,7 @@
       <w:r>
         <w:t xml:space="preserve"> </w:t>
       </w:r>
-      <w:hyperlink r:id="rId131">
+      <w:hyperlink r:id="rId133">
         <w:r>
           <w:rPr>
             <w:rStyle w:val="Hyperlink"/>
@@ -54450,8 +54665,8 @@
         <w:t xml:space="preserve">.</w:t>
       </w:r>
     </w:p>
-    <w:bookmarkEnd w:id="132"/>
-    <w:bookmarkStart w:id="133" w:name="ref-hutchinson2024data471"/>
+    <w:bookmarkEnd w:id="134"/>
+    <w:bookmarkStart w:id="135" w:name="ref-hutchinson2024data471"/>
     <w:p>
       <w:pPr>
         <w:pStyle w:val="Bibliography"/>
@@ -54487,8 +54702,8 @@
         <w:t xml:space="preserve">. Western Washington University.</w:t>
       </w:r>
     </w:p>
-    <w:bookmarkEnd w:id="133"/>
-    <w:bookmarkStart w:id="135" w:name="ref-hutchinson_wwu_ml_videos"/>
+    <w:bookmarkEnd w:id="135"/>
+    <w:bookmarkStart w:id="137" w:name="ref-hutchinson_wwu_ml_videos"/>
     <w:p>
       <w:pPr>
         <w:pStyle w:val="Bibliography"/>
@@ -54554,7 +54769,7 @@
       <w:r>
         <w:t xml:space="preserve"> </w:t>
       </w:r>
-      <w:hyperlink r:id="rId134">
+      <w:hyperlink r:id="rId136">
         <w:r>
           <w:rPr>
             <w:rStyle w:val="Hyperlink"/>
@@ -54566,8 +54781,8 @@
         <w:t xml:space="preserve">.</w:t>
       </w:r>
     </w:p>
-    <w:bookmarkEnd w:id="135"/>
-    <w:bookmarkStart w:id="136" w:name="ref-kalbfleisch2011statistical"/>
+    <w:bookmarkEnd w:id="137"/>
+    <w:bookmarkStart w:id="138" w:name="ref-kalbfleisch2011statistical"/>
     <w:p>
       <w:pPr>
         <w:pStyle w:val="Bibliography"/>
@@ -54589,8 +54804,8 @@
         <w:t xml:space="preserve">. John Wiley &amp; Sons.</w:t>
       </w:r>
     </w:p>
-    <w:bookmarkEnd w:id="136"/>
-    <w:bookmarkStart w:id="138" w:name="ref-klein2003survival"/>
+    <w:bookmarkEnd w:id="138"/>
+    <w:bookmarkStart w:id="140" w:name="ref-klein2003survival"/>
     <w:p>
       <w:pPr>
         <w:pStyle w:val="Bibliography"/>
@@ -54614,7 +54829,7 @@
       <w:r>
         <w:t xml:space="preserve"> </w:t>
       </w:r>
-      <w:hyperlink r:id="rId137">
+      <w:hyperlink r:id="rId139">
         <w:r>
           <w:rPr>
             <w:rStyle w:val="Hyperlink"/>
@@ -54626,8 +54841,8 @@
         <w:t xml:space="preserve">.</w:t>
       </w:r>
     </w:p>
-    <w:bookmarkEnd w:id="138"/>
-    <w:bookmarkStart w:id="140" w:name="ref-kleinbaum2012survival"/>
+    <w:bookmarkEnd w:id="140"/>
+    <w:bookmarkStart w:id="142" w:name="ref-kleinbaum2012survival"/>
     <w:p>
       <w:pPr>
         <w:pStyle w:val="Bibliography"/>
@@ -54651,7 +54866,7 @@
       <w:r>
         <w:t xml:space="preserve"> </w:t>
       </w:r>
-      <w:hyperlink r:id="rId139">
+      <w:hyperlink r:id="rId141">
         <w:r>
           <w:rPr>
             <w:rStyle w:val="Hyperlink"/>
@@ -54663,8 +54878,8 @@
         <w:t xml:space="preserve">.</w:t>
       </w:r>
     </w:p>
-    <w:bookmarkEnd w:id="140"/>
-    <w:bookmarkStart w:id="141" w:name="ref-me4"/>
+    <w:bookmarkEnd w:id="142"/>
+    <w:bookmarkStart w:id="143" w:name="ref-me4"/>
     <w:p>
       <w:pPr>
         <w:pStyle w:val="Bibliography"/>
@@ -54686,8 +54901,8 @@
         <w:t xml:space="preserve">. Fourth edition. Wolters Kluwer.</w:t>
       </w:r>
     </w:p>
-    <w:bookmarkEnd w:id="141"/>
-    <w:bookmarkStart w:id="143" w:name="ref-vittinghoff2e"/>
+    <w:bookmarkEnd w:id="143"/>
+    <w:bookmarkStart w:id="145" w:name="ref-vittinghoff2e"/>
     <w:p>
       <w:pPr>
         <w:pStyle w:val="Bibliography"/>
@@ -54711,7 +54926,7 @@
       <w:r>
         <w:t xml:space="preserve"> </w:t>
       </w:r>
-      <w:hyperlink r:id="rId142">
+      <w:hyperlink r:id="rId144">
         <w:r>
           <w:rPr>
             <w:rStyle w:val="Hyperlink"/>
@@ -54723,9 +54938,9 @@
         <w:t xml:space="preserve">.</w:t>
       </w:r>
     </w:p>
-    <w:bookmarkEnd w:id="143"/>
-    <w:bookmarkEnd w:id="144"/>
     <w:bookmarkEnd w:id="145"/>
+    <w:bookmarkEnd w:id="146"/>
+    <w:bookmarkEnd w:id="147"/>
     <w:sectPr>
       <w:footnotePr>
         <w:numRestart w:val="eachSect"/>

--- a/pr-preview/pr-121/random-variables.docx
+++ b/pr-preview/pr-121/random-variables.docx
@@ -15,7 +15,7 @@
         <w:pStyle w:val="Date"/>
       </w:pPr>
       <w:r>
-        <w:t xml:space="preserve">Last modified: 2026-10-13 22:26:00 (PDT)</w:t>
+        <w:t xml:space="preserve">Last modified: 2026-10-13 22:32:51 (PDT)</w:t>
       </w:r>
     </w:p>
     <w:bookmarkStart w:id="25" w:name="sec-random-variables"/>
